--- a/ss16/bt2/bt2.docx
+++ b/ss16/bt2/bt2.docx
@@ -406,14 +406,13 @@
         <w:t>Mỗi lượt đăng ký thuộc về một khóa học.</w:t>
       </w:r>
     </w:p>
-    <w:p/>
     <w:p>
       <w:r>
         <w:drawing>
-          <wp:inline distT="0" distB="0" distL="0" distR="0" wp14:anchorId="1F1224CE" wp14:editId="66E6B928">
-            <wp:extent cx="5943600" cy="1868805"/>
-            <wp:effectExtent l="0" t="0" r="0" b="0"/>
-            <wp:docPr id="1186178325" name="Picture 1"/>
+          <wp:inline distT="0" distB="0" distL="0" distR="0" wp14:anchorId="1324C6FB" wp14:editId="10D01D2C">
+            <wp:extent cx="5943600" cy="1541780"/>
+            <wp:effectExtent l="0" t="0" r="0" b="1270"/>
+            <wp:docPr id="606449512" name="Picture 1"/>
             <wp:cNvGraphicFramePr>
               <a:graphicFrameLocks xmlns:a="http://schemas.openxmlformats.org/drawingml/2006/main" noChangeAspect="1"/>
             </wp:cNvGraphicFramePr>
@@ -421,7 +420,7 @@
               <a:graphicData uri="http://schemas.openxmlformats.org/drawingml/2006/picture">
                 <pic:pic xmlns:pic="http://schemas.openxmlformats.org/drawingml/2006/picture">
                   <pic:nvPicPr>
-                    <pic:cNvPr id="1186178325" name=""/>
+                    <pic:cNvPr id="606449512" name=""/>
                     <pic:cNvPicPr/>
                   </pic:nvPicPr>
                   <pic:blipFill>
@@ -433,7 +432,7 @@
                   <pic:spPr>
                     <a:xfrm>
                       <a:off x="0" y="0"/>
-                      <a:ext cx="5943600" cy="1868805"/>
+                      <a:ext cx="5943600" cy="1541780"/>
                     </a:xfrm>
                     <a:prstGeom prst="rect">
                       <a:avLst/>
@@ -447,6 +446,7 @@
       </w:r>
     </w:p>
     <w:p/>
+    <w:p/>
     <w:p>
       <w:pPr>
         <w:rPr>
@@ -459,6 +459,7 @@
           <w:b/>
           <w:bCs/>
         </w:rPr>
+        <w:lastRenderedPageBreak/>
         <w:t>Bước</w:t>
       </w:r>
       <w:r>
@@ -1970,6 +1971,7 @@
   <w:style w:type="character" w:default="1" w:styleId="DefaultParagraphFont">
     <w:name w:val="Default Paragraph Font"/>
     <w:uiPriority w:val="1"/>
+    <w:semiHidden/>
     <w:unhideWhenUsed/>
   </w:style>
   <w:style w:type="table" w:default="1" w:styleId="TableNormal">
